--- a/methodology/methodology.docx
+++ b/methodology/methodology.docx
@@ -72,12 +72,12 @@
             <wp:extent cx="2871788" cy="1763997"/>
             <wp:effectExtent b="12700" l="12700" r="12700" t="12700"/>
             <wp:wrapSquare wrapText="bothSides" distB="114300" distT="114300" distL="114300" distR="114300"/>
-            <wp:docPr id="2" name="image3.png"/>
+            <wp:docPr id="2" name="image2.png"/>
             <a:graphic>
               <a:graphicData uri="http://schemas.openxmlformats.org/drawingml/2006/picture">
                 <pic:pic>
                   <pic:nvPicPr>
-                    <pic:cNvPr id="0" name="image3.png"/>
+                    <pic:cNvPr id="0" name="image2.png"/>
                     <pic:cNvPicPr preferRelativeResize="0"/>
                   </pic:nvPicPr>
                   <pic:blipFill>
@@ -109,7 +109,7 @@
     </w:p>
     <w:sdt>
       <w:sdtPr>
-        <w:id w:val="1042039709"/>
+        <w:id w:val="248646382"/>
         <w:docPartObj>
           <w:docPartGallery w:val="Table of Contents"/>
           <w:docPartUnique w:val="1"/>
@@ -5142,16 +5142,6 @@
             <w:r>
               <w:rPr>
                 <w:rFonts w:ascii="Calibri" w:cs="Calibri" w:eastAsia="Calibri" w:hAnsi="Calibri"/>
-                <w:color w:val="467886"/>
-                <w:sz w:val="20"/>
-                <w:szCs w:val="20"/>
-                <w:rtl w:val="0"/>
-              </w:rPr>
-              <w:t xml:space="preserve">[SB2]</w:t>
-            </w:r>
-            <w:r>
-              <w:rPr>
-                <w:rFonts w:ascii="Calibri" w:cs="Calibri" w:eastAsia="Calibri" w:hAnsi="Calibri"/>
                 <w:sz w:val="20"/>
                 <w:szCs w:val="20"/>
                 <w:rtl w:val="0"/>
@@ -8279,12 +8269,12 @@
           <wp:inline distB="114300" distT="114300" distL="114300" distR="114300">
             <wp:extent cx="5943600" cy="7302500"/>
             <wp:effectExtent b="0" l="0" r="0" t="0"/>
-            <wp:docPr id="1" name="image2.png"/>
+            <wp:docPr id="1" name="image3.png"/>
             <a:graphic>
               <a:graphicData uri="http://schemas.openxmlformats.org/drawingml/2006/picture">
                 <pic:pic>
                   <pic:nvPicPr>
-                    <pic:cNvPr id="0" name="image2.png"/>
+                    <pic:cNvPr id="0" name="image3.png"/>
                     <pic:cNvPicPr preferRelativeResize="0"/>
                   </pic:nvPicPr>
                   <pic:blipFill>

--- a/methodology/methodology.docx
+++ b/methodology/methodology.docx
@@ -72,12 +72,12 @@
             <wp:extent cx="2871788" cy="1763997"/>
             <wp:effectExtent b="12700" l="12700" r="12700" t="12700"/>
             <wp:wrapSquare wrapText="bothSides" distB="114300" distT="114300" distL="114300" distR="114300"/>
-            <wp:docPr id="2" name="image2.png"/>
+            <wp:docPr id="10" name="image14.png"/>
             <a:graphic>
               <a:graphicData uri="http://schemas.openxmlformats.org/drawingml/2006/picture">
                 <pic:pic>
                   <pic:nvPicPr>
-                    <pic:cNvPr id="0" name="image2.png"/>
+                    <pic:cNvPr id="0" name="image14.png"/>
                     <pic:cNvPicPr preferRelativeResize="0"/>
                   </pic:nvPicPr>
                   <pic:blipFill>
@@ -109,7 +109,7 @@
     </w:p>
     <w:sdt>
       <w:sdtPr>
-        <w:id w:val="248646382"/>
+        <w:id w:val="-8680842"/>
         <w:docPartObj>
           <w:docPartGallery w:val="Table of Contents"/>
           <w:docPartUnique w:val="1"/>
@@ -1213,6 +1213,149 @@
           <w:bCs w:val="1"/>
           <w:sz w:val="24"/>
           <w:szCs w:val="24"/>
+        </w:rPr>
+        <w:drawing>
+          <wp:inline distB="114300" distT="114300" distL="114300" distR="114300">
+            <wp:extent cx="5943600" cy="2324100"/>
+            <wp:effectExtent b="0" l="0" r="0" t="0"/>
+            <wp:docPr id="6" name="image11.png"/>
+            <a:graphic>
+              <a:graphicData uri="http://schemas.openxmlformats.org/drawingml/2006/picture">
+                <pic:pic>
+                  <pic:nvPicPr>
+                    <pic:cNvPr id="0" name="image11.png"/>
+                    <pic:cNvPicPr preferRelativeResize="0"/>
+                  </pic:nvPicPr>
+                  <pic:blipFill>
+                    <a:blip r:embed="rId23"/>
+                    <a:srcRect b="0" l="0" r="0" t="0"/>
+                    <a:stretch>
+                      <a:fillRect/>
+                    </a:stretch>
+                  </pic:blipFill>
+                  <pic:spPr>
+                    <a:xfrm>
+                      <a:off x="0" y="0"/>
+                      <a:ext cx="5943600" cy="2324100"/>
+                    </a:xfrm>
+                    <a:prstGeom prst="rect"/>
+                    <a:ln/>
+                  </pic:spPr>
+                </pic:pic>
+              </a:graphicData>
+            </a:graphic>
+          </wp:inline>
+        </w:drawing>
+      </w:r>
+      <w:r>
+        <w:rPr>
+          <w:rtl w:val="0"/>
+        </w:rPr>
+      </w:r>
+    </w:p>
+    <w:p>
+      <w:pPr>
+        <w:jc w:val="both"/>
+        <w:rPr>
+          <w:rFonts w:ascii="Calibri" w:cs="Calibri" w:eastAsia="Calibri" w:hAnsi="Calibri"/>
+          <w:b w:val="1"/>
+          <w:bCs w:val="1"/>
+          <w:sz w:val="24"/>
+          <w:szCs w:val="24"/>
+        </w:rPr>
+      </w:pPr>
+      <w:r>
+        <w:rPr>
+          <w:rFonts w:ascii="Calibri" w:cs="Calibri" w:eastAsia="Calibri" w:hAnsi="Calibri"/>
+          <w:sz w:val="24"/>
+          <w:szCs w:val="24"/>
+          <w:highlight w:val="white"/>
+          <w:rtl w:val="0"/>
+        </w:rPr>
+        <w:t xml:space="preserve">Figure 1: Schematic of sources and online platforms used to seed and enhance the Climate Connectivity Taxonomy </w:t>
+      </w:r>
+      <w:r>
+        <w:rPr>
+          <w:rFonts w:ascii="Calibri" w:cs="Calibri" w:eastAsia="Calibri" w:hAnsi="Calibri"/>
+          <w:sz w:val="24"/>
+          <w:szCs w:val="24"/>
+          <w:rtl w:val="0"/>
+        </w:rPr>
+        <w:t xml:space="preserve">(source: </w:t>
+      </w:r>
+      <w:hyperlink r:id="rId24">
+        <w:r>
+          <w:rPr>
+            <w:rFonts w:ascii="Calibri" w:cs="Calibri" w:eastAsia="Calibri" w:hAnsi="Calibri"/>
+            <w:color w:val="1155cc"/>
+            <w:sz w:val="24"/>
+            <w:szCs w:val="24"/>
+            <w:u w:val="single"/>
+            <w:rtl w:val="0"/>
+          </w:rPr>
+          <w:t xml:space="preserve">Bharwani et al., 2026</w:t>
+        </w:r>
+      </w:hyperlink>
+      <w:r>
+        <w:rPr>
+          <w:rFonts w:ascii="Calibri" w:cs="Calibri" w:eastAsia="Calibri" w:hAnsi="Calibri"/>
+          <w:sz w:val="24"/>
+          <w:szCs w:val="24"/>
+          <w:rtl w:val="0"/>
+        </w:rPr>
+        <w:t xml:space="preserve">)</w:t>
+      </w:r>
+      <w:r>
+        <w:rPr>
+          <w:rFonts w:ascii="Calibri" w:cs="Calibri" w:eastAsia="Calibri" w:hAnsi="Calibri"/>
+          <w:sz w:val="24"/>
+          <w:szCs w:val="24"/>
+          <w:highlight w:val="white"/>
+          <w:rtl w:val="0"/>
+        </w:rPr>
+        <w:t xml:space="preserve">. </w:t>
+      </w:r>
+      <w:r>
+        <w:rPr>
+          <w:rtl w:val="0"/>
+        </w:rPr>
+      </w:r>
+    </w:p>
+    <w:p>
+      <w:pPr>
+        <w:jc w:val="both"/>
+        <w:rPr>
+          <w:rFonts w:ascii="Calibri" w:cs="Calibri" w:eastAsia="Calibri" w:hAnsi="Calibri"/>
+          <w:b w:val="1"/>
+          <w:bCs w:val="1"/>
+          <w:sz w:val="24"/>
+          <w:szCs w:val="24"/>
+        </w:rPr>
+      </w:pPr>
+      <w:r>
+        <w:rPr>
+          <w:rtl w:val="0"/>
+        </w:rPr>
+      </w:r>
+    </w:p>
+    <w:p>
+      <w:pPr>
+        <w:jc w:val="both"/>
+        <w:rPr>
+          <w:rFonts w:ascii="Calibri" w:cs="Calibri" w:eastAsia="Calibri" w:hAnsi="Calibri"/>
+          <w:b w:val="1"/>
+          <w:bCs w:val="1"/>
+          <w:sz w:val="24"/>
+          <w:szCs w:val="24"/>
+        </w:rPr>
+      </w:pPr>
+      <w:r>
+        <w:rPr>
+          <w:rFonts w:ascii="Calibri" w:cs="Calibri" w:eastAsia="Calibri" w:hAnsi="Calibri"/>
+          <w:b w:val="1"/>
+          <w:bCs w:val="1"/>
+          <w:sz w:val="24"/>
+          <w:szCs w:val="24"/>
           <w:rtl w:val="0"/>
         </w:rPr>
         <w:t xml:space="preserve">Who is the Taxonomy for?</w:t>
@@ -1361,21 +1504,6 @@
     </w:p>
     <w:p>
       <w:pPr>
-        <w:jc w:val="both"/>
-        <w:rPr>
-          <w:rFonts w:ascii="Calibri" w:cs="Calibri" w:eastAsia="Calibri" w:hAnsi="Calibri"/>
-          <w:sz w:val="24"/>
-          <w:szCs w:val="24"/>
-        </w:rPr>
-      </w:pPr>
-      <w:r>
-        <w:rPr>
-          <w:rtl w:val="0"/>
-        </w:rPr>
-      </w:r>
-    </w:p>
-    <w:p>
-      <w:pPr>
         <w:rPr>
           <w:rFonts w:ascii="Calibri" w:cs="Calibri" w:eastAsia="Calibri" w:hAnsi="Calibri"/>
           <w:b w:val="1"/>
@@ -1415,7 +1543,7 @@
         </w:rPr>
         <w:t xml:space="preserve">Import the taxonomy via our </w:t>
       </w:r>
-      <w:hyperlink r:id="rId23">
+      <w:hyperlink r:id="rId25">
         <w:r>
           <w:rPr>
             <w:rFonts w:ascii="Calibri" w:cs="Calibri" w:eastAsia="Calibri" w:hAnsi="Calibri"/>
@@ -1461,7 +1589,7 @@
         </w:rPr>
         <w:t xml:space="preserve">), and explore its use in the </w:t>
       </w:r>
-      <w:hyperlink r:id="rId24">
+      <w:hyperlink r:id="rId26">
         <w:r>
           <w:rPr>
             <w:rFonts w:ascii="Calibri" w:cs="Calibri" w:eastAsia="Calibri" w:hAnsi="Calibri"/>
@@ -1493,7 +1621,7 @@
         </w:rPr>
         <w:t xml:space="preserve">fill out </w:t>
       </w:r>
-      <w:hyperlink r:id="rId25">
+      <w:hyperlink r:id="rId27">
         <w:r>
           <w:rPr>
             <w:rFonts w:ascii="Calibri" w:cs="Calibri" w:eastAsia="Calibri" w:hAnsi="Calibri"/>
@@ -1504,7 +1632,7 @@
           <w:t xml:space="preserve">this </w:t>
         </w:r>
       </w:hyperlink>
-      <w:hyperlink r:id="rId26">
+      <w:hyperlink r:id="rId28">
         <w:r>
           <w:rPr>
             <w:rFonts w:ascii="Calibri" w:cs="Calibri" w:eastAsia="Calibri" w:hAnsi="Calibri"/>
@@ -1542,6 +1670,217 @@
         </w:rPr>
       </w:r>
     </w:p>
+    <w:tbl>
+      <w:tblPr>
+        <w:tblStyle w:val="Table1"/>
+        <w:tblW w:w="9360.0" w:type="dxa"/>
+        <w:jc w:val="left"/>
+        <w:tblLayout w:type="fixed"/>
+        <w:tblLook w:val="0600"/>
+      </w:tblPr>
+      <w:tblGrid>
+        <w:gridCol w:w="4680"/>
+        <w:gridCol w:w="4680"/>
+        <w:tblGridChange w:id="0">
+          <w:tblGrid>
+            <w:gridCol w:w="4680"/>
+            <w:gridCol w:w="4680"/>
+          </w:tblGrid>
+        </w:tblGridChange>
+      </w:tblGrid>
+      <w:tr>
+        <w:trPr>
+          <w:cantSplit w:val="0"/>
+          <w:tblHeader w:val="0"/>
+        </w:trPr>
+        <w:tc>
+          <w:tcPr>
+            <w:shd w:fill="auto" w:val="clear"/>
+            <w:tcMar>
+              <w:top w:w="100.0" w:type="dxa"/>
+              <w:left w:w="100.0" w:type="dxa"/>
+              <w:bottom w:w="100.0" w:type="dxa"/>
+              <w:right w:w="100.0" w:type="dxa"/>
+            </w:tcMar>
+            <w:vAlign w:val="top"/>
+          </w:tcPr>
+          <w:p>
+            <w:pPr>
+              <w:jc w:val="both"/>
+              <w:rPr>
+                <w:rFonts w:ascii="Calibri" w:cs="Calibri" w:eastAsia="Calibri" w:hAnsi="Calibri"/>
+                <w:sz w:val="24"/>
+                <w:szCs w:val="24"/>
+              </w:rPr>
+            </w:pPr>
+            <w:r>
+              <w:rPr>
+                <w:rFonts w:ascii="Calibri" w:cs="Calibri" w:eastAsia="Calibri" w:hAnsi="Calibri"/>
+                <w:sz w:val="24"/>
+                <w:szCs w:val="24"/>
+              </w:rPr>
+              <w:drawing>
+                <wp:inline distB="114300" distT="114300" distL="114300" distR="114300">
+                  <wp:extent cx="2838450" cy="3302000"/>
+                  <wp:effectExtent b="0" l="0" r="0" t="0"/>
+                  <wp:docPr id="4" name="image12.png"/>
+                  <a:graphic>
+                    <a:graphicData uri="http://schemas.openxmlformats.org/drawingml/2006/picture">
+                      <pic:pic>
+                        <pic:nvPicPr>
+                          <pic:cNvPr id="0" name="image12.png"/>
+                          <pic:cNvPicPr preferRelativeResize="0"/>
+                        </pic:nvPicPr>
+                        <pic:blipFill>
+                          <a:blip r:embed="rId29"/>
+                          <a:srcRect b="0" l="0" r="0" t="0"/>
+                          <a:stretch>
+                            <a:fillRect/>
+                          </a:stretch>
+                        </pic:blipFill>
+                        <pic:spPr>
+                          <a:xfrm>
+                            <a:off x="0" y="0"/>
+                            <a:ext cx="2838450" cy="3302000"/>
+                          </a:xfrm>
+                          <a:prstGeom prst="rect"/>
+                          <a:ln/>
+                        </pic:spPr>
+                      </pic:pic>
+                    </a:graphicData>
+                  </a:graphic>
+                </wp:inline>
+              </w:drawing>
+            </w:r>
+            <w:r>
+              <w:rPr>
+                <w:rtl w:val="0"/>
+              </w:rPr>
+            </w:r>
+          </w:p>
+        </w:tc>
+        <w:tc>
+          <w:tcPr>
+            <w:shd w:fill="auto" w:val="clear"/>
+            <w:tcMar>
+              <w:top w:w="100.0" w:type="dxa"/>
+              <w:left w:w="100.0" w:type="dxa"/>
+              <w:bottom w:w="100.0" w:type="dxa"/>
+              <w:right w:w="100.0" w:type="dxa"/>
+            </w:tcMar>
+            <w:vAlign w:val="top"/>
+          </w:tcPr>
+          <w:p>
+            <w:pPr>
+              <w:keepNext w:val="0"/>
+              <w:keepLines w:val="0"/>
+              <w:pageBreakBefore w:val="0"/>
+              <w:widowControl w:val="0"/>
+              <w:pBdr>
+                <w:top w:space="0" w:sz="0" w:val="nil"/>
+                <w:left w:space="0" w:sz="0" w:val="nil"/>
+                <w:bottom w:space="0" w:sz="0" w:val="nil"/>
+                <w:right w:space="0" w:sz="0" w:val="nil"/>
+                <w:between w:space="0" w:sz="0" w:val="nil"/>
+              </w:pBdr>
+              <w:shd w:fill="auto" w:val="clear"/>
+              <w:spacing w:after="0" w:before="0" w:line="240" w:lineRule="auto"/>
+              <w:ind w:left="0" w:right="0" w:firstLine="0"/>
+              <w:jc w:val="left"/>
+              <w:rPr>
+                <w:rFonts w:ascii="Calibri" w:cs="Calibri" w:eastAsia="Calibri" w:hAnsi="Calibri"/>
+                <w:sz w:val="24"/>
+                <w:szCs w:val="24"/>
+              </w:rPr>
+            </w:pPr>
+            <w:r>
+              <w:rPr>
+                <w:rFonts w:ascii="Calibri" w:cs="Calibri" w:eastAsia="Calibri" w:hAnsi="Calibri"/>
+                <w:sz w:val="24"/>
+                <w:szCs w:val="24"/>
+              </w:rPr>
+              <w:drawing>
+                <wp:inline distB="114300" distT="114300" distL="114300" distR="114300">
+                  <wp:extent cx="2838450" cy="3238500"/>
+                  <wp:effectExtent b="0" l="0" r="0" t="0"/>
+                  <wp:docPr id="8" name="image8.png"/>
+                  <a:graphic>
+                    <a:graphicData uri="http://schemas.openxmlformats.org/drawingml/2006/picture">
+                      <pic:pic>
+                        <pic:nvPicPr>
+                          <pic:cNvPr id="0" name="image8.png"/>
+                          <pic:cNvPicPr preferRelativeResize="0"/>
+                        </pic:nvPicPr>
+                        <pic:blipFill>
+                          <a:blip r:embed="rId30"/>
+                          <a:srcRect b="0" l="0" r="0" t="0"/>
+                          <a:stretch>
+                            <a:fillRect/>
+                          </a:stretch>
+                        </pic:blipFill>
+                        <pic:spPr>
+                          <a:xfrm>
+                            <a:off x="0" y="0"/>
+                            <a:ext cx="2838450" cy="3238500"/>
+                          </a:xfrm>
+                          <a:prstGeom prst="rect"/>
+                          <a:ln/>
+                        </pic:spPr>
+                      </pic:pic>
+                    </a:graphicData>
+                  </a:graphic>
+                </wp:inline>
+              </w:drawing>
+            </w:r>
+            <w:r>
+              <w:rPr>
+                <w:rtl w:val="0"/>
+              </w:rPr>
+            </w:r>
+          </w:p>
+        </w:tc>
+      </w:tr>
+    </w:tbl>
+    <w:p>
+      <w:pPr>
+        <w:jc w:val="both"/>
+        <w:rPr>
+          <w:rFonts w:ascii="Calibri" w:cs="Calibri" w:eastAsia="Calibri" w:hAnsi="Calibri"/>
+          <w:sz w:val="24"/>
+          <w:szCs w:val="24"/>
+        </w:rPr>
+      </w:pPr>
+      <w:r>
+        <w:rPr>
+          <w:rFonts w:ascii="Calibri" w:cs="Calibri" w:eastAsia="Calibri" w:hAnsi="Calibri"/>
+          <w:sz w:val="24"/>
+          <w:szCs w:val="24"/>
+          <w:highlight w:val="white"/>
+          <w:rtl w:val="0"/>
+        </w:rPr>
+        <w:t xml:space="preserve">Figure 2: Searching the Climate Connectivity Hub to find articles on mountain adaptation </w:t>
+      </w:r>
+      <w:r>
+        <w:rPr>
+          <w:rtl w:val="0"/>
+        </w:rPr>
+      </w:r>
+    </w:p>
+    <w:p>
+      <w:pPr>
+        <w:jc w:val="both"/>
+        <w:rPr>
+          <w:rFonts w:ascii="Calibri" w:cs="Calibri" w:eastAsia="Calibri" w:hAnsi="Calibri"/>
+          <w:sz w:val="24"/>
+          <w:szCs w:val="24"/>
+        </w:rPr>
+      </w:pPr>
+      <w:r>
+        <w:rPr>
+          <w:rtl w:val="0"/>
+        </w:rPr>
+      </w:r>
+    </w:p>
     <w:p>
       <w:pPr>
         <w:rPr>
@@ -1587,7 +1926,7 @@
         </w:rPr>
         <w:t xml:space="preserve">Can’t find the term you’re looking for? Or have a different definition? You can submit a new concept and provide feedback/inputs by contacting </w:t>
       </w:r>
-      <w:hyperlink r:id="rId27">
+      <w:hyperlink r:id="rId31">
         <w:r>
           <w:rPr>
             <w:rFonts w:ascii="Calibri" w:cs="Calibri" w:eastAsia="Calibri" w:hAnsi="Calibri"/>
@@ -1707,7 +2046,7 @@
           <w:szCs w:val="24"/>
           <w:rtl w:val="0"/>
         </w:rPr>
-        <w:t xml:space="preserve">Before suggesting a new concept, you may want to familiarise yourself with the Climate Connectivity Taxonomy scope (see below).</w:t>
+        <w:t xml:space="preserve">Before suggesting a new concept, you may want to familiarise yourself with the Climate Connectivity Taxonomy scope (see terminologies’ focus areas below).</w:t>
       </w:r>
     </w:p>
     <w:p>
@@ -1745,20 +2084,177 @@
     </w:p>
     <w:p>
       <w:pPr>
-        <w:pStyle w:val="Heading5"/>
         <w:rPr>
           <w:b w:val="1"/>
           <w:bCs w:val="1"/>
           <w:color w:val="000000"/>
         </w:rPr>
       </w:pPr>
-      <w:bookmarkStart w:colFirst="0" w:colLast="0" w:name="_5cb5lkk9lgqr" w:id="3"/>
-      <w:bookmarkEnd w:id="3"/>
-      <w:r>
+      <w:r>
+        <w:rPr>
+          <w:rFonts w:ascii="Calibri" w:cs="Calibri" w:eastAsia="Calibri" w:hAnsi="Calibri"/>
+          <w:sz w:val="24"/>
+          <w:szCs w:val="24"/>
+        </w:rPr>
+        <mc:AlternateContent>
+          <mc:Choice Requires="wpg">
+            <w:drawing>
+              <wp:inline distB="114300" distT="114300" distL="114300" distR="114300">
+                <wp:extent cx="5800725" cy="571500"/>
+                <wp:effectExtent b="0" l="0" r="0" t="0"/>
+                <wp:docPr id="1" name=""/>
+                <a:graphic>
+                  <a:graphicData uri="http://schemas.microsoft.com/office/word/2010/wordprocessingShape">
+                    <wps:wsp>
+                      <wps:cNvSpPr txBox="1"/>
+                      <wps:cNvPr id="2" name="Shape 2"/>
+                      <wps:spPr>
+                        <a:xfrm>
+                          <a:off x="1377625" y="373525"/>
+                          <a:ext cx="5783700" cy="554100"/>
+                        </a:xfrm>
+                        <a:prstGeom prst="rect">
+                          <a:avLst/>
+                        </a:prstGeom>
+                        <a:solidFill>
+                          <a:srgbClr val="CFE2F3"/>
+                        </a:solidFill>
+                        <a:ln cap="flat" cmpd="sng" w="9525">
+                          <a:solidFill>
+                            <a:srgbClr val="0000FF"/>
+                          </a:solidFill>
+                          <a:prstDash val="solid"/>
+                          <a:round/>
+                          <a:headEnd len="sm" w="sm" type="none"/>
+                          <a:tailEnd len="sm" w="sm" type="none"/>
+                        </a:ln>
+                      </wps:spPr>
+                      <wps:txbx>
+                        <w:txbxContent>
+                          <w:p>
+                            <w:pPr>
+                              <w:spacing w:after="0" w:before="0" w:line="240"/>
+                              <w:ind w:left="0" w:right="0" w:firstLine="0"/>
+                              <w:jc w:val="left"/>
+                              <w:textDirection w:val="btLr"/>
+                            </w:pPr>
+                            <w:r>
+                              <w:rPr>
+                                <w:rFonts w:ascii="Arial" w:cs="Arial" w:eastAsia="Arial" w:hAnsi="Arial"/>
+                                <w:b w:val="0"/>
+                                <w:i w:val="0"/>
+                                <w:smallCaps w:val="0"/>
+                                <w:strike w:val="0"/>
+                                <w:color w:val="000000"/>
+                                <w:sz w:val="24"/>
+                                <w:vertAlign w:val="baseline"/>
+                              </w:rPr>
+                              <w:t xml:space="preserve">The Climate Connectivity Taxonomy is archived on Zenodo with a DOI:</w:t>
+                            </w:r>
+                          </w:p>
+                          <w:p>
+                            <w:pPr>
+                              <w:spacing w:after="0" w:before="0" w:line="240"/>
+                              <w:ind w:left="0" w:right="0" w:firstLine="0"/>
+                              <w:jc w:val="left"/>
+                              <w:textDirection w:val="btLr"/>
+                            </w:pPr>
+                            <w:r>
+                              <w:rPr>
+                                <w:rFonts w:ascii="Arial" w:cs="Arial" w:eastAsia="Arial" w:hAnsi="Arial"/>
+                                <w:b w:val="0"/>
+                                <w:i w:val="0"/>
+                                <w:smallCaps w:val="0"/>
+                                <w:strike w:val="0"/>
+                                <w:color w:val="000000"/>
+                                <w:sz w:val="24"/>
+                                <w:vertAlign w:val="baseline"/>
+                              </w:rPr>
+                            </w:r>
+                            <w:r>
+                              <w:rPr>
+                                <w:rFonts w:ascii="Arial" w:cs="Arial" w:eastAsia="Arial" w:hAnsi="Arial"/>
+                                <w:b w:val="0"/>
+                                <w:i w:val="0"/>
+                                <w:smallCaps w:val="0"/>
+                                <w:strike w:val="0"/>
+                                <w:color w:val="000099"/>
+                                <w:sz w:val="24"/>
+                                <w:u w:val="single"/>
+                                <w:vertAlign w:val="baseline"/>
+                              </w:rPr>
+                              <w:t xml:space="preserve">https://doi.org/10.5281/zenodo.23455455</w:t>
+                            </w:r>
+                          </w:p>
+                        </w:txbxContent>
+                      </wps:txbx>
+                      <wps:bodyPr anchorCtr="0" anchor="t" bIns="91425" lIns="91425" spcFirstLastPara="1" rIns="91425" wrap="square" tIns="91425">
+                        <a:spAutoFit/>
+                      </wps:bodyPr>
+                    </wps:wsp>
+                  </a:graphicData>
+                </a:graphic>
+              </wp:inline>
+            </w:drawing>
+          </mc:Choice>
+          <mc:Fallback>
+            <w:drawing>
+              <wp:inline distB="114300" distT="114300" distL="114300" distR="114300">
+                <wp:extent cx="5800725" cy="571500"/>
+                <wp:effectExtent b="0" l="0" r="0" t="0"/>
+                <wp:docPr id="1" name="image15.png"/>
+                <a:graphic>
+                  <a:graphicData uri="http://schemas.openxmlformats.org/drawingml/2006/picture">
+                    <pic:pic>
+                      <pic:nvPicPr>
+                        <pic:cNvPr id="0" name="image15.png"/>
+                        <pic:cNvPicPr preferRelativeResize="0"/>
+                      </pic:nvPicPr>
+                      <pic:blipFill>
+                        <a:blip r:embed="rId32"/>
+                        <a:srcRect/>
+                        <a:stretch>
+                          <a:fillRect/>
+                        </a:stretch>
+                      </pic:blipFill>
+                      <pic:spPr>
+                        <a:xfrm>
+                          <a:off x="0" y="0"/>
+                          <a:ext cx="5800725" cy="571500"/>
+                        </a:xfrm>
+                        <a:prstGeom prst="rect"/>
+                        <a:ln/>
+                      </pic:spPr>
+                    </pic:pic>
+                  </a:graphicData>
+                </a:graphic>
+              </wp:inline>
+            </w:drawing>
+          </mc:Fallback>
+        </mc:AlternateContent>
+      </w:r>
+      <w:r>
+        <w:rPr>
+          <w:rtl w:val="0"/>
+        </w:rPr>
+      </w:r>
+    </w:p>
+    <w:p>
+      <w:pPr>
+        <w:pStyle w:val="Heading5"/>
         <w:rPr>
           <w:b w:val="1"/>
           <w:bCs w:val="1"/>
           <w:color w:val="000000"/>
+        </w:rPr>
+      </w:pPr>
+      <w:bookmarkStart w:colFirst="0" w:colLast="0" w:name="_5cb5lkk9lgqr" w:id="3"/>
+      <w:bookmarkEnd w:id="3"/>
+      <w:r>
+        <w:rPr>
+          <w:b w:val="1"/>
+          <w:bCs w:val="1"/>
+          <w:color w:val="000000"/>
           <w:rtl w:val="0"/>
         </w:rPr>
         <w:t xml:space="preserve">Version 1.1, 27 August 2026 </w:t>
@@ -1783,7 +2279,7 @@
         </w:rPr>
         <w:t xml:space="preserve">Version 1.1: </w:t>
       </w:r>
-      <w:hyperlink r:id="rId28">
+      <w:hyperlink r:id="rId33">
         <w:r>
           <w:rPr>
             <w:rFonts w:ascii="Calibri" w:cs="Calibri" w:eastAsia="Calibri" w:hAnsi="Calibri"/>
@@ -1872,7 +2368,7 @@
         </w:rPr>
         <w:t xml:space="preserve">, available at</w:t>
       </w:r>
-      <w:hyperlink r:id="rId29">
+      <w:hyperlink r:id="rId34">
         <w:r>
           <w:rPr>
             <w:rtl w:val="0"/>
@@ -1880,7 +2376,7 @@
           <w:t xml:space="preserve"> </w:t>
         </w:r>
       </w:hyperlink>
-      <w:hyperlink r:id="rId30">
+      <w:hyperlink r:id="rId35">
         <w:r>
           <w:rPr>
             <w:color w:val="467886"/>
@@ -1911,6 +2407,81 @@
         <w:rPr/>
       </w:pPr>
       <w:r>
+        <w:rPr/>
+        <w:drawing>
+          <wp:inline distB="114300" distT="114300" distL="114300" distR="114300">
+            <wp:extent cx="5943600" cy="4152900"/>
+            <wp:effectExtent b="0" l="0" r="0" t="0"/>
+            <wp:docPr id="3" name="image4.png"/>
+            <a:graphic>
+              <a:graphicData uri="http://schemas.openxmlformats.org/drawingml/2006/picture">
+                <pic:pic>
+                  <pic:nvPicPr>
+                    <pic:cNvPr id="0" name="image4.png"/>
+                    <pic:cNvPicPr preferRelativeResize="0"/>
+                  </pic:nvPicPr>
+                  <pic:blipFill>
+                    <a:blip r:embed="rId36"/>
+                    <a:srcRect b="4162" l="0" r="0" t="4162"/>
+                    <a:stretch>
+                      <a:fillRect/>
+                    </a:stretch>
+                  </pic:blipFill>
+                  <pic:spPr>
+                    <a:xfrm>
+                      <a:off x="0" y="0"/>
+                      <a:ext cx="5943600" cy="4152900"/>
+                    </a:xfrm>
+                    <a:prstGeom prst="rect"/>
+                    <a:ln/>
+                  </pic:spPr>
+                </pic:pic>
+              </a:graphicData>
+            </a:graphic>
+          </wp:inline>
+        </w:drawing>
+      </w:r>
+      <w:r>
+        <w:rPr>
+          <w:rtl w:val="0"/>
+        </w:rPr>
+      </w:r>
+    </w:p>
+    <w:p>
+      <w:pPr>
+        <w:jc w:val="both"/>
+        <w:rPr/>
+      </w:pPr>
+      <w:r>
+        <w:rPr>
+          <w:rFonts w:ascii="Calibri" w:cs="Calibri" w:eastAsia="Calibri" w:hAnsi="Calibri"/>
+          <w:sz w:val="24"/>
+          <w:szCs w:val="24"/>
+          <w:highlight w:val="white"/>
+          <w:rtl w:val="0"/>
+        </w:rPr>
+        <w:t xml:space="preserve">Figure 3: FAIR2Adapt’s SKOS-supported web tool showing a visualisation of Adaptation and narrower terms (left) plus definitions and scope notes (right)</w:t>
+      </w:r>
+      <w:r>
+        <w:rPr>
+          <w:rtl w:val="0"/>
+        </w:rPr>
+      </w:r>
+    </w:p>
+    <w:p>
+      <w:pPr>
+        <w:pBdr>
+          <w:top w:color="auto" w:space="0" w:sz="0" w:val="none"/>
+          <w:left w:color="auto" w:space="0" w:sz="0" w:val="none"/>
+          <w:bottom w:color="auto" w:space="0" w:sz="0" w:val="none"/>
+          <w:right w:color="auto" w:space="0" w:sz="0" w:val="none"/>
+          <w:between w:color="auto" w:space="0" w:sz="0" w:val="none"/>
+        </w:pBdr>
+        <w:shd w:fill="ffffff" w:val="clear"/>
+        <w:spacing w:after="240" w:before="240" w:lineRule="auto"/>
+        <w:rPr/>
+      </w:pPr>
+      <w:r>
         <w:rPr>
           <w:rtl w:val="0"/>
         </w:rPr>
@@ -1930,7 +2501,7 @@
         </w:rPr>
         <w:t xml:space="preserve">, identified primarily through a review of existing taxonomies (</w:t>
       </w:r>
-      <w:hyperlink r:id="rId31">
+      <w:hyperlink r:id="rId37">
         <w:r>
           <w:rPr>
             <w:color w:val="1155cc"/>
@@ -2242,7 +2813,7 @@
     </w:p>
     <w:tbl>
       <w:tblPr>
-        <w:tblStyle w:val="Table1"/>
+        <w:tblStyle w:val="Table2"/>
         <w:tblW w:w="9045.0" w:type="dxa"/>
         <w:jc w:val="left"/>
         <w:tblBorders>
@@ -2617,7 +3188,7 @@
               </w:rPr>
               <w:t xml:space="preserve">Adaptation benefits –</w:t>
             </w:r>
-            <w:hyperlink r:id="rId32">
+            <w:hyperlink r:id="rId38">
               <w:r>
                 <w:rPr>
                   <w:sz w:val="20"/>
@@ -2627,7 +3198,7 @@
                 <w:t xml:space="preserve"> </w:t>
               </w:r>
             </w:hyperlink>
-            <w:hyperlink r:id="rId33">
+            <w:hyperlink r:id="rId39">
               <w:r>
                 <w:rPr>
                   <w:color w:val="467886"/>
@@ -2783,7 +3354,7 @@
               </w:rPr>
               <w:t xml:space="preserve">Barriers and Enablers discussion in</w:t>
             </w:r>
-            <w:hyperlink r:id="rId34">
+            <w:hyperlink r:id="rId40">
               <w:r>
                 <w:rPr>
                   <w:sz w:val="20"/>
@@ -2793,7 +3364,7 @@
                 <w:t xml:space="preserve"> </w:t>
               </w:r>
             </w:hyperlink>
-            <w:hyperlink r:id="rId35">
+            <w:hyperlink r:id="rId41">
               <w:r>
                 <w:rPr>
                   <w:color w:val="467886"/>
@@ -3087,7 +3658,7 @@
                 <w:szCs w:val="20"/>
               </w:rPr>
             </w:pPr>
-            <w:hyperlink r:id="rId36">
+            <w:hyperlink r:id="rId42">
               <w:r>
                 <w:rPr>
                   <w:color w:val="467886"/>
@@ -3256,7 +3827,7 @@
     </w:p>
     <w:tbl>
       <w:tblPr>
-        <w:tblStyle w:val="Table2"/>
+        <w:tblStyle w:val="Table3"/>
         <w:tblW w:w="9045.0" w:type="dxa"/>
         <w:jc w:val="left"/>
         <w:tblBorders>
@@ -3734,7 +4305,7 @@
                 <w:szCs w:val="20"/>
               </w:rPr>
             </w:pPr>
-            <w:hyperlink r:id="rId37">
+            <w:hyperlink r:id="rId43">
               <w:r>
                 <w:rPr>
                   <w:color w:val="467886"/>
@@ -3753,7 +4324,7 @@
               </w:rPr>
               <w:t xml:space="preserve"> – an EU-funded Horizon Europe project on disaster resilience for extreme climate events through improved data accessibility, communication and risk governance. This sub-set of terms came from the</w:t>
             </w:r>
-            <w:hyperlink r:id="rId38">
+            <w:hyperlink r:id="rId44">
               <w:r>
                 <w:rPr>
                   <w:sz w:val="20"/>
@@ -3763,7 +4334,7 @@
                 <w:t xml:space="preserve"> </w:t>
               </w:r>
             </w:hyperlink>
-            <w:hyperlink r:id="rId39">
+            <w:hyperlink r:id="rId45">
               <w:r>
                 <w:rPr>
                   <w:color w:val="467886"/>
@@ -3853,7 +4424,7 @@
     </w:p>
     <w:tbl>
       <w:tblPr>
-        <w:tblStyle w:val="Table3"/>
+        <w:tblStyle w:val="Table4"/>
         <w:tblW w:w="9045.0" w:type="dxa"/>
         <w:jc w:val="left"/>
         <w:tblBorders>
@@ -4084,7 +4655,7 @@
                 <w:szCs w:val="20"/>
               </w:rPr>
             </w:pPr>
-            <w:hyperlink r:id="rId40">
+            <w:hyperlink r:id="rId46">
               <w:r>
                 <w:rPr>
                   <w:color w:val="467886"/>
@@ -4240,7 +4811,7 @@
               </w:rPr>
               <w:t xml:space="preserve">Citizen engagement, based on the terminologies used by</w:t>
             </w:r>
-            <w:hyperlink r:id="rId41">
+            <w:hyperlink r:id="rId47">
               <w:r>
                 <w:rPr>
                   <w:sz w:val="20"/>
@@ -4250,7 +4821,7 @@
                 <w:t xml:space="preserve"> </w:t>
               </w:r>
             </w:hyperlink>
-            <w:hyperlink r:id="rId42">
+            <w:hyperlink r:id="rId48">
               <w:r>
                 <w:rPr>
                   <w:color w:val="1fa774"/>
@@ -4270,7 +4841,7 @@
               </w:rPr>
               <w:t xml:space="preserve"> and</w:t>
             </w:r>
-            <w:hyperlink r:id="rId43">
+            <w:hyperlink r:id="rId49">
               <w:r>
                 <w:rPr>
                   <w:sz w:val="20"/>
@@ -4280,7 +4851,7 @@
                 <w:t xml:space="preserve"> </w:t>
               </w:r>
             </w:hyperlink>
-            <w:hyperlink r:id="rId44">
+            <w:hyperlink r:id="rId50">
               <w:r>
                 <w:rPr>
                   <w:color w:val="1fa774"/>
@@ -4520,7 +5091,7 @@
         </w:rPr>
         <w:t xml:space="preserve"> (source: </w:t>
       </w:r>
-      <w:hyperlink r:id="rId45">
+      <w:hyperlink r:id="rId51">
         <w:r>
           <w:rPr>
             <w:rFonts w:ascii="Calibri" w:cs="Calibri" w:eastAsia="Calibri" w:hAnsi="Calibri"/>
@@ -4533,7 +5104,7 @@
           <w:t xml:space="preserve">Bharwani et al., </w:t>
         </w:r>
       </w:hyperlink>
-      <w:hyperlink r:id="rId46">
+      <w:hyperlink r:id="rId52">
         <w:r>
           <w:rPr>
             <w:rFonts w:ascii="Calibri" w:cs="Calibri" w:eastAsia="Calibri" w:hAnsi="Calibri"/>
@@ -4631,7 +5202,7 @@
     </w:p>
     <w:tbl>
       <w:tblPr>
-        <w:tblStyle w:val="Table4"/>
+        <w:tblStyle w:val="Table5"/>
         <w:tblW w:w="9360.0" w:type="dxa"/>
         <w:jc w:val="left"/>
         <w:tblBorders>
@@ -4814,7 +5385,7 @@
                 <w:szCs w:val="20"/>
               </w:rPr>
             </w:pPr>
-            <w:hyperlink r:id="rId47">
+            <w:hyperlink r:id="rId53">
               <w:r>
                 <w:rPr>
                   <w:rFonts w:ascii="Calibri" w:cs="Calibri" w:eastAsia="Calibri" w:hAnsi="Calibri"/>
@@ -4846,6 +5417,63 @@
                 <w:rtl w:val="0"/>
               </w:rPr>
               <w:t xml:space="preserve">(seed taxonomy)</w:t>
+            </w:r>
+          </w:p>
+          <w:p>
+            <w:pPr>
+              <w:rPr>
+                <w:rFonts w:ascii="Calibri" w:cs="Calibri" w:eastAsia="Calibri" w:hAnsi="Calibri"/>
+                <w:sz w:val="20"/>
+                <w:szCs w:val="20"/>
+              </w:rPr>
+            </w:pPr>
+            <w:hyperlink r:id="rId54">
+              <w:r>
+                <w:rPr>
+                  <w:rFonts w:ascii="Calibri" w:cs="Calibri" w:eastAsia="Calibri" w:hAnsi="Calibri"/>
+                  <w:color w:val="1155cc"/>
+                  <w:sz w:val="20"/>
+                  <w:szCs w:val="20"/>
+                  <w:u w:val="single"/>
+                </w:rPr>
+                <w:drawing>
+                  <wp:inline distB="114300" distT="114300" distL="114300" distR="114300">
+                    <wp:extent cx="952500" cy="952500"/>
+                    <wp:effectExtent b="0" l="0" r="0" t="0"/>
+                    <wp:docPr id="12" name="image9.png"/>
+                    <a:graphic>
+                      <a:graphicData uri="http://schemas.openxmlformats.org/drawingml/2006/picture">
+                        <pic:pic>
+                          <pic:nvPicPr>
+                            <pic:cNvPr id="0" name="image9.png"/>
+                            <pic:cNvPicPr preferRelativeResize="0"/>
+                          </pic:nvPicPr>
+                          <pic:blipFill>
+                            <a:blip r:embed="rId55"/>
+                            <a:srcRect b="0" l="0" r="0" t="0"/>
+                            <a:stretch>
+                              <a:fillRect/>
+                            </a:stretch>
+                          </pic:blipFill>
+                          <pic:spPr>
+                            <a:xfrm>
+                              <a:off x="0" y="0"/>
+                              <a:ext cx="952500" cy="952500"/>
+                            </a:xfrm>
+                            <a:prstGeom prst="rect"/>
+                            <a:ln/>
+                          </pic:spPr>
+                        </pic:pic>
+                      </a:graphicData>
+                    </a:graphic>
+                  </wp:inline>
+                </w:drawing>
+              </w:r>
+            </w:hyperlink>
+            <w:r>
+              <w:rPr>
+                <w:rtl w:val="0"/>
+              </w:rPr>
             </w:r>
           </w:p>
         </w:tc>
@@ -4950,7 +5578,7 @@
                 <w:szCs w:val="20"/>
               </w:rPr>
             </w:pPr>
-            <w:hyperlink r:id="rId48">
+            <w:hyperlink r:id="rId56">
               <w:r>
                 <w:rPr>
                   <w:rFonts w:ascii="Calibri" w:cs="Calibri" w:eastAsia="Calibri" w:hAnsi="Calibri"/>
@@ -4982,6 +5610,63 @@
                 <w:rtl w:val="0"/>
               </w:rPr>
               <w:t xml:space="preserve">(seed taxonomy)</w:t>
+            </w:r>
+          </w:p>
+          <w:p>
+            <w:pPr>
+              <w:rPr>
+                <w:rFonts w:ascii="Calibri" w:cs="Calibri" w:eastAsia="Calibri" w:hAnsi="Calibri"/>
+                <w:sz w:val="20"/>
+                <w:szCs w:val="20"/>
+              </w:rPr>
+            </w:pPr>
+            <w:hyperlink r:id="rId57">
+              <w:r>
+                <w:rPr>
+                  <w:rFonts w:ascii="Calibri" w:cs="Calibri" w:eastAsia="Calibri" w:hAnsi="Calibri"/>
+                  <w:color w:val="1155cc"/>
+                  <w:sz w:val="20"/>
+                  <w:szCs w:val="20"/>
+                  <w:u w:val="single"/>
+                </w:rPr>
+                <w:drawing>
+                  <wp:inline distB="114300" distT="114300" distL="114300" distR="114300">
+                    <wp:extent cx="1762125" cy="292100"/>
+                    <wp:effectExtent b="0" l="0" r="0" t="0"/>
+                    <wp:docPr id="7" name="image2.png"/>
+                    <a:graphic>
+                      <a:graphicData uri="http://schemas.openxmlformats.org/drawingml/2006/picture">
+                        <pic:pic>
+                          <pic:nvPicPr>
+                            <pic:cNvPr id="0" name="image2.png"/>
+                            <pic:cNvPicPr preferRelativeResize="0"/>
+                          </pic:nvPicPr>
+                          <pic:blipFill>
+                            <a:blip r:embed="rId58"/>
+                            <a:srcRect b="0" l="0" r="0" t="0"/>
+                            <a:stretch>
+                              <a:fillRect/>
+                            </a:stretch>
+                          </pic:blipFill>
+                          <pic:spPr>
+                            <a:xfrm>
+                              <a:off x="0" y="0"/>
+                              <a:ext cx="1762125" cy="292100"/>
+                            </a:xfrm>
+                            <a:prstGeom prst="rect"/>
+                            <a:ln/>
+                          </pic:spPr>
+                        </pic:pic>
+                      </a:graphicData>
+                    </a:graphic>
+                  </wp:inline>
+                </w:drawing>
+              </w:r>
+            </w:hyperlink>
+            <w:r>
+              <w:rPr>
+                <w:rtl w:val="0"/>
+              </w:rPr>
             </w:r>
           </w:p>
         </w:tc>
@@ -5091,6 +5776,109 @@
                 <w:rtl w:val="0"/>
               </w:rPr>
               <w:t xml:space="preserve">Hazard definitions were sourced from the highest possible authority e.g. the UN agency responsible for providing guidance on the hazard. The definitions also reflect scientific consensus on the issues addressed, and are of broad international relevance. To help compile consistent definitions and descriptions for the hazards listed, the technical working group developed a common template to be applied to all hazards. A hazard information profile has been given for all hazards.</w:t>
+            </w:r>
+          </w:p>
+        </w:tc>
+      </w:tr>
+      <w:tr>
+        <w:trPr>
+          <w:cantSplit w:val="0"/>
+          <w:trHeight w:val="7920" w:hRule="atLeast"/>
+          <w:tblHeader w:val="0"/>
+        </w:trPr>
+        <w:tc>
+          <w:tcPr>
+            <w:tcBorders>
+              <w:top w:color="000000" w:space="0" w:sz="0" w:val="nil"/>
+              <w:left w:color="000000" w:space="0" w:sz="6" w:val="single"/>
+              <w:bottom w:color="000000" w:space="0" w:sz="6" w:val="single"/>
+              <w:right w:color="000000" w:space="0" w:sz="6" w:val="single"/>
+            </w:tcBorders>
+            <w:tcMar>
+              <w:top w:w="0.0" w:type="dxa"/>
+              <w:left w:w="100.0" w:type="dxa"/>
+              <w:bottom w:w="0.0" w:type="dxa"/>
+              <w:right w:w="100.0" w:type="dxa"/>
+            </w:tcMar>
+            <w:vAlign w:val="top"/>
+          </w:tcPr>
+          <w:p>
+            <w:pPr>
+              <w:rPr>
+                <w:rFonts w:ascii="Calibri" w:cs="Calibri" w:eastAsia="Calibri" w:hAnsi="Calibri"/>
+                <w:color w:val="467886"/>
+                <w:sz w:val="20"/>
+                <w:szCs w:val="20"/>
+                <w:u w:val="single"/>
+              </w:rPr>
+            </w:pPr>
+            <w:r>
+              <w:rPr>
+                <w:rtl w:val="0"/>
+              </w:rPr>
+            </w:r>
+          </w:p>
+        </w:tc>
+        <w:tc>
+          <w:tcPr>
+            <w:tcBorders>
+              <w:top w:color="000000" w:space="0" w:sz="0" w:val="nil"/>
+              <w:left w:color="000000" w:space="0" w:sz="0" w:val="nil"/>
+              <w:bottom w:color="000000" w:space="0" w:sz="6" w:val="single"/>
+              <w:right w:color="000000" w:space="0" w:sz="6" w:val="single"/>
+            </w:tcBorders>
+            <w:tcMar>
+              <w:top w:w="0.0" w:type="dxa"/>
+              <w:left w:w="100.0" w:type="dxa"/>
+              <w:bottom w:w="0.0" w:type="dxa"/>
+              <w:right w:w="100.0" w:type="dxa"/>
+            </w:tcMar>
+            <w:vAlign w:val="top"/>
+          </w:tcPr>
+          <w:p>
+            <w:pPr>
+              <w:rPr>
+                <w:rFonts w:ascii="Calibri" w:cs="Calibri" w:eastAsia="Calibri" w:hAnsi="Calibri"/>
+                <w:sz w:val="20"/>
+                <w:szCs w:val="20"/>
+              </w:rPr>
+            </w:pPr>
+            <w:r>
+              <w:rPr>
+                <w:rtl w:val="0"/>
+              </w:rPr>
+            </w:r>
+          </w:p>
+        </w:tc>
+        <w:tc>
+          <w:tcPr>
+            <w:tcBorders>
+              <w:top w:color="000000" w:space="0" w:sz="0" w:val="nil"/>
+              <w:left w:color="000000" w:space="0" w:sz="0" w:val="nil"/>
+              <w:bottom w:color="000000" w:space="0" w:sz="6" w:val="single"/>
+              <w:right w:color="000000" w:space="0" w:sz="6" w:val="single"/>
+            </w:tcBorders>
+            <w:tcMar>
+              <w:top w:w="0.0" w:type="dxa"/>
+              <w:left w:w="100.0" w:type="dxa"/>
+              <w:bottom w:w="0.0" w:type="dxa"/>
+              <w:right w:w="100.0" w:type="dxa"/>
+            </w:tcMar>
+            <w:vAlign w:val="top"/>
+          </w:tcPr>
+          <w:p>
+            <w:pPr>
+              <w:jc w:val="both"/>
+              <w:rPr>
+                <w:rFonts w:ascii="Calibri" w:cs="Calibri" w:eastAsia="Calibri" w:hAnsi="Calibri"/>
+                <w:sz w:val="20"/>
+                <w:szCs w:val="20"/>
+              </w:rPr>
+            </w:pPr>
+            <w:r>
+              <w:rPr>
+                <w:rtl w:val="0"/>
+              </w:rPr>
             </w:r>
           </w:p>
         </w:tc>
@@ -5126,7 +5914,7 @@
                 <w:szCs w:val="20"/>
               </w:rPr>
             </w:pPr>
-            <w:hyperlink r:id="rId49">
+            <w:hyperlink r:id="rId59">
               <w:r>
                 <w:rPr>
                   <w:rFonts w:ascii="Calibri" w:cs="Calibri" w:eastAsia="Calibri" w:hAnsi="Calibri"/>
@@ -5315,7 +6103,7 @@
                 <w:szCs w:val="20"/>
               </w:rPr>
             </w:pPr>
-            <w:hyperlink r:id="rId50">
+            <w:hyperlink r:id="rId60">
               <w:r>
                 <w:rPr>
                   <w:rFonts w:ascii="Calibri" w:cs="Calibri" w:eastAsia="Calibri" w:hAnsi="Calibri"/>
@@ -5454,7 +6242,7 @@
                 <w:szCs w:val="20"/>
               </w:rPr>
             </w:pPr>
-            <w:hyperlink r:id="rId51">
+            <w:hyperlink r:id="rId61">
               <w:r>
                 <w:rPr>
                   <w:rFonts w:ascii="Calibri" w:cs="Calibri" w:eastAsia="Calibri" w:hAnsi="Calibri"/>
@@ -5672,7 +6460,7 @@
     </w:p>
     <w:tbl>
       <w:tblPr>
-        <w:tblStyle w:val="Table5"/>
+        <w:tblStyle w:val="Table6"/>
         <w:tblW w:w="9360.0" w:type="dxa"/>
         <w:jc w:val="left"/>
         <w:tblBorders>
@@ -6074,7 +6862,7 @@
                 <w:szCs w:val="20"/>
               </w:rPr>
             </w:pPr>
-            <w:hyperlink r:id="rId52">
+            <w:hyperlink r:id="rId62">
               <w:r>
                 <w:rPr>
                   <w:rFonts w:ascii="Calibri" w:cs="Calibri" w:eastAsia="Calibri" w:hAnsi="Calibri"/>
@@ -6166,7 +6954,7 @@
     </w:p>
     <w:tbl>
       <w:tblPr>
-        <w:tblStyle w:val="Table6"/>
+        <w:tblStyle w:val="Table7"/>
         <w:tblW w:w="9360.0" w:type="dxa"/>
         <w:jc w:val="left"/>
         <w:tblBorders>
@@ -6351,7 +7139,7 @@
                 <w:u w:val="single"/>
               </w:rPr>
             </w:pPr>
-            <w:hyperlink r:id="rId53">
+            <w:hyperlink r:id="rId63">
               <w:r>
                 <w:rPr>
                   <w:rFonts w:ascii="Calibri" w:cs="Calibri" w:eastAsia="Calibri" w:hAnsi="Calibri"/>
@@ -6362,6 +7150,65 @@
                   <w:rtl w:val="0"/>
                 </w:rPr>
                 <w:t xml:space="preserve">weADAPT</w:t>
+              </w:r>
+            </w:hyperlink>
+            <w:r>
+              <w:rPr>
+                <w:rtl w:val="0"/>
+              </w:rPr>
+            </w:r>
+          </w:p>
+          <w:p>
+            <w:pPr>
+              <w:rPr>
+                <w:rFonts w:ascii="Calibri" w:cs="Calibri" w:eastAsia="Calibri" w:hAnsi="Calibri"/>
+                <w:color w:val="467886"/>
+                <w:sz w:val="20"/>
+                <w:szCs w:val="20"/>
+                <w:u w:val="single"/>
+              </w:rPr>
+            </w:pPr>
+            <w:hyperlink r:id="rId64">
+              <w:r>
+                <w:rPr>
+                  <w:rFonts w:ascii="Calibri" w:cs="Calibri" w:eastAsia="Calibri" w:hAnsi="Calibri"/>
+                  <w:color w:val="1155cc"/>
+                  <w:sz w:val="20"/>
+                  <w:szCs w:val="20"/>
+                  <w:u w:val="single"/>
+                </w:rPr>
+                <w:drawing>
+                  <wp:inline distB="114300" distT="114300" distL="114300" distR="114300">
+                    <wp:extent cx="1762125" cy="584200"/>
+                    <wp:effectExtent b="0" l="0" r="0" t="0"/>
+                    <wp:docPr id="15" name="image3.png"/>
+                    <a:graphic>
+                      <a:graphicData uri="http://schemas.openxmlformats.org/drawingml/2006/picture">
+                        <pic:pic>
+                          <pic:nvPicPr>
+                            <pic:cNvPr id="0" name="image3.png"/>
+                            <pic:cNvPicPr preferRelativeResize="0"/>
+                          </pic:nvPicPr>
+                          <pic:blipFill>
+                            <a:blip r:embed="rId65"/>
+                            <a:srcRect b="0" l="0" r="0" t="0"/>
+                            <a:stretch>
+                              <a:fillRect/>
+                            </a:stretch>
+                          </pic:blipFill>
+                          <pic:spPr>
+                            <a:xfrm>
+                              <a:off x="0" y="0"/>
+                              <a:ext cx="1762125" cy="584200"/>
+                            </a:xfrm>
+                            <a:prstGeom prst="rect"/>
+                            <a:ln/>
+                          </pic:spPr>
+                        </pic:pic>
+                      </a:graphicData>
+                    </a:graphic>
+                  </wp:inline>
+                </w:drawing>
               </w:r>
             </w:hyperlink>
             <w:r>
@@ -6516,7 +7363,7 @@
                 <w:u w:val="single"/>
               </w:rPr>
             </w:pPr>
-            <w:hyperlink r:id="rId54">
+            <w:hyperlink r:id="rId66">
               <w:r>
                 <w:rPr>
                   <w:rFonts w:ascii="Calibri" w:cs="Calibri" w:eastAsia="Calibri" w:hAnsi="Calibri"/>
@@ -6527,6 +7374,65 @@
                   <w:rtl w:val="0"/>
                 </w:rPr>
                 <w:t xml:space="preserve">CORDIS</w:t>
+              </w:r>
+            </w:hyperlink>
+            <w:r>
+              <w:rPr>
+                <w:rtl w:val="0"/>
+              </w:rPr>
+            </w:r>
+          </w:p>
+          <w:p>
+            <w:pPr>
+              <w:rPr>
+                <w:rFonts w:ascii="Calibri" w:cs="Calibri" w:eastAsia="Calibri" w:hAnsi="Calibri"/>
+                <w:color w:val="467886"/>
+                <w:sz w:val="20"/>
+                <w:szCs w:val="20"/>
+                <w:u w:val="single"/>
+              </w:rPr>
+            </w:pPr>
+            <w:hyperlink r:id="rId67">
+              <w:r>
+                <w:rPr>
+                  <w:rFonts w:ascii="Calibri" w:cs="Calibri" w:eastAsia="Calibri" w:hAnsi="Calibri"/>
+                  <w:color w:val="1155cc"/>
+                  <w:sz w:val="20"/>
+                  <w:szCs w:val="20"/>
+                  <w:u w:val="single"/>
+                </w:rPr>
+                <w:drawing>
+                  <wp:inline distB="114300" distT="114300" distL="114300" distR="114300">
+                    <wp:extent cx="1762125" cy="571500"/>
+                    <wp:effectExtent b="0" l="0" r="0" t="0"/>
+                    <wp:docPr id="2" name="image1.png"/>
+                    <a:graphic>
+                      <a:graphicData uri="http://schemas.openxmlformats.org/drawingml/2006/picture">
+                        <pic:pic>
+                          <pic:nvPicPr>
+                            <pic:cNvPr id="0" name="image1.png"/>
+                            <pic:cNvPicPr preferRelativeResize="0"/>
+                          </pic:nvPicPr>
+                          <pic:blipFill>
+                            <a:blip r:embed="rId68"/>
+                            <a:srcRect b="0" l="0" r="0" t="0"/>
+                            <a:stretch>
+                              <a:fillRect/>
+                            </a:stretch>
+                          </pic:blipFill>
+                          <pic:spPr>
+                            <a:xfrm>
+                              <a:off x="0" y="0"/>
+                              <a:ext cx="1762125" cy="571500"/>
+                            </a:xfrm>
+                            <a:prstGeom prst="rect"/>
+                            <a:ln/>
+                          </pic:spPr>
+                        </pic:pic>
+                      </a:graphicData>
+                    </a:graphic>
+                  </wp:inline>
+                </w:drawing>
               </w:r>
             </w:hyperlink>
             <w:r>
@@ -6641,7 +7547,7 @@
                 <w:u w:val="single"/>
               </w:rPr>
             </w:pPr>
-            <w:hyperlink r:id="rId55">
+            <w:hyperlink r:id="rId69">
               <w:r>
                 <w:rPr>
                   <w:rFonts w:ascii="Calibri" w:cs="Calibri" w:eastAsia="Calibri" w:hAnsi="Calibri"/>
@@ -6652,6 +7558,65 @@
                   <w:rtl w:val="0"/>
                 </w:rPr>
                 <w:t xml:space="preserve">Resilience Platform</w:t>
+              </w:r>
+            </w:hyperlink>
+            <w:r>
+              <w:rPr>
+                <w:rtl w:val="0"/>
+              </w:rPr>
+            </w:r>
+          </w:p>
+          <w:p>
+            <w:pPr>
+              <w:rPr>
+                <w:rFonts w:ascii="Calibri" w:cs="Calibri" w:eastAsia="Calibri" w:hAnsi="Calibri"/>
+                <w:color w:val="467886"/>
+                <w:sz w:val="20"/>
+                <w:szCs w:val="20"/>
+                <w:u w:val="single"/>
+              </w:rPr>
+            </w:pPr>
+            <w:hyperlink r:id="rId70">
+              <w:r>
+                <w:rPr>
+                  <w:rFonts w:ascii="Calibri" w:cs="Calibri" w:eastAsia="Calibri" w:hAnsi="Calibri"/>
+                  <w:color w:val="1155cc"/>
+                  <w:sz w:val="20"/>
+                  <w:szCs w:val="20"/>
+                  <w:u w:val="single"/>
+                </w:rPr>
+                <w:drawing>
+                  <wp:inline distB="114300" distT="114300" distL="114300" distR="114300">
+                    <wp:extent cx="1762125" cy="838200"/>
+                    <wp:effectExtent b="0" l="0" r="0" t="0"/>
+                    <wp:docPr id="13" name="image13.png"/>
+                    <a:graphic>
+                      <a:graphicData uri="http://schemas.openxmlformats.org/drawingml/2006/picture">
+                        <pic:pic>
+                          <pic:nvPicPr>
+                            <pic:cNvPr id="0" name="image13.png"/>
+                            <pic:cNvPicPr preferRelativeResize="0"/>
+                          </pic:nvPicPr>
+                          <pic:blipFill>
+                            <a:blip r:embed="rId71"/>
+                            <a:srcRect b="0" l="0" r="0" t="0"/>
+                            <a:stretch>
+                              <a:fillRect/>
+                            </a:stretch>
+                          </pic:blipFill>
+                          <pic:spPr>
+                            <a:xfrm>
+                              <a:off x="0" y="0"/>
+                              <a:ext cx="1762125" cy="838200"/>
+                            </a:xfrm>
+                            <a:prstGeom prst="rect"/>
+                            <a:ln/>
+                          </pic:spPr>
+                        </pic:pic>
+                      </a:graphicData>
+                    </a:graphic>
+                  </wp:inline>
+                </w:drawing>
               </w:r>
             </w:hyperlink>
             <w:r>
@@ -6766,7 +7731,7 @@
                 <w:u w:val="single"/>
               </w:rPr>
             </w:pPr>
-            <w:hyperlink r:id="rId56">
+            <w:hyperlink r:id="rId72">
               <w:r>
                 <w:rPr>
                   <w:rFonts w:ascii="Calibri" w:cs="Calibri" w:eastAsia="Calibri" w:hAnsi="Calibri"/>
@@ -6777,6 +7742,65 @@
                   <w:rtl w:val="0"/>
                 </w:rPr>
                 <w:t xml:space="preserve">Climate-ADAPT</w:t>
+              </w:r>
+            </w:hyperlink>
+            <w:r>
+              <w:rPr>
+                <w:rtl w:val="0"/>
+              </w:rPr>
+            </w:r>
+          </w:p>
+          <w:p>
+            <w:pPr>
+              <w:rPr>
+                <w:rFonts w:ascii="Calibri" w:cs="Calibri" w:eastAsia="Calibri" w:hAnsi="Calibri"/>
+                <w:color w:val="467886"/>
+                <w:sz w:val="20"/>
+                <w:szCs w:val="20"/>
+                <w:u w:val="single"/>
+              </w:rPr>
+            </w:pPr>
+            <w:hyperlink r:id="rId73">
+              <w:r>
+                <w:rPr>
+                  <w:rFonts w:ascii="Calibri" w:cs="Calibri" w:eastAsia="Calibri" w:hAnsi="Calibri"/>
+                  <w:color w:val="1155cc"/>
+                  <w:sz w:val="20"/>
+                  <w:szCs w:val="20"/>
+                  <w:u w:val="single"/>
+                </w:rPr>
+                <w:drawing>
+                  <wp:inline distB="114300" distT="114300" distL="114300" distR="114300">
+                    <wp:extent cx="1762125" cy="457200"/>
+                    <wp:effectExtent b="0" l="0" r="0" t="0"/>
+                    <wp:docPr id="5" name="image5.png"/>
+                    <a:graphic>
+                      <a:graphicData uri="http://schemas.openxmlformats.org/drawingml/2006/picture">
+                        <pic:pic>
+                          <pic:nvPicPr>
+                            <pic:cNvPr id="0" name="image5.png"/>
+                            <pic:cNvPicPr preferRelativeResize="0"/>
+                          </pic:nvPicPr>
+                          <pic:blipFill>
+                            <a:blip r:embed="rId74"/>
+                            <a:srcRect b="0" l="0" r="0" t="0"/>
+                            <a:stretch>
+                              <a:fillRect/>
+                            </a:stretch>
+                          </pic:blipFill>
+                          <pic:spPr>
+                            <a:xfrm>
+                              <a:off x="0" y="0"/>
+                              <a:ext cx="1762125" cy="457200"/>
+                            </a:xfrm>
+                            <a:prstGeom prst="rect"/>
+                            <a:ln/>
+                          </pic:spPr>
+                        </pic:pic>
+                      </a:graphicData>
+                    </a:graphic>
+                  </wp:inline>
+                </w:drawing>
               </w:r>
             </w:hyperlink>
             <w:r>
@@ -6891,7 +7915,7 @@
                 <w:u w:val="single"/>
               </w:rPr>
             </w:pPr>
-            <w:hyperlink r:id="rId57">
+            <w:hyperlink r:id="rId75">
               <w:r>
                 <w:rPr>
                   <w:rFonts w:ascii="Calibri" w:cs="Calibri" w:eastAsia="Calibri" w:hAnsi="Calibri"/>
@@ -6902,6 +7926,65 @@
                   <w:rtl w:val="0"/>
                 </w:rPr>
                 <w:t xml:space="preserve">PreventionWeb</w:t>
+              </w:r>
+            </w:hyperlink>
+            <w:r>
+              <w:rPr>
+                <w:rtl w:val="0"/>
+              </w:rPr>
+            </w:r>
+          </w:p>
+          <w:p>
+            <w:pPr>
+              <w:rPr>
+                <w:rFonts w:ascii="Calibri" w:cs="Calibri" w:eastAsia="Calibri" w:hAnsi="Calibri"/>
+                <w:color w:val="467886"/>
+                <w:sz w:val="20"/>
+                <w:szCs w:val="20"/>
+                <w:u w:val="single"/>
+              </w:rPr>
+            </w:pPr>
+            <w:hyperlink r:id="rId76">
+              <w:r>
+                <w:rPr>
+                  <w:rFonts w:ascii="Calibri" w:cs="Calibri" w:eastAsia="Calibri" w:hAnsi="Calibri"/>
+                  <w:color w:val="1155cc"/>
+                  <w:sz w:val="20"/>
+                  <w:szCs w:val="20"/>
+                  <w:u w:val="single"/>
+                </w:rPr>
+                <w:drawing>
+                  <wp:inline distB="114300" distT="114300" distL="114300" distR="114300">
+                    <wp:extent cx="1762125" cy="723900"/>
+                    <wp:effectExtent b="0" l="0" r="0" t="0"/>
+                    <wp:docPr id="14" name="image6.png"/>
+                    <a:graphic>
+                      <a:graphicData uri="http://schemas.openxmlformats.org/drawingml/2006/picture">
+                        <pic:pic>
+                          <pic:nvPicPr>
+                            <pic:cNvPr id="0" name="image6.png"/>
+                            <pic:cNvPicPr preferRelativeResize="0"/>
+                          </pic:nvPicPr>
+                          <pic:blipFill>
+                            <a:blip r:embed="rId77"/>
+                            <a:srcRect b="0" l="0" r="0" t="0"/>
+                            <a:stretch>
+                              <a:fillRect/>
+                            </a:stretch>
+                          </pic:blipFill>
+                          <pic:spPr>
+                            <a:xfrm>
+                              <a:off x="0" y="0"/>
+                              <a:ext cx="1762125" cy="723900"/>
+                            </a:xfrm>
+                            <a:prstGeom prst="rect"/>
+                            <a:ln/>
+                          </pic:spPr>
+                        </pic:pic>
+                      </a:graphicData>
+                    </a:graphic>
+                  </wp:inline>
+                </w:drawing>
               </w:r>
             </w:hyperlink>
             <w:r>
@@ -7359,7 +8442,7 @@
           <w:szCs w:val="24"/>
           <w:rtl w:val="0"/>
         </w:rPr>
-        <w:t xml:space="preserve">automated and manual mapping and analysis to expand and refine the Climate Connectivity taxonomy and dynamically connect content in the Hub. A hybrid approach both increases the efficiency with which large databases can be processed and analyzed and supports the preservation of semantic meanings and nuances. The approach is summarized below and visualized in Figure 1:</w:t>
+        <w:t xml:space="preserve">automated and manual mapping and analysis to expand and refine the Climate Connectivity taxonomy and dynamically connect content in the Hub. A hybrid approach both increases the efficiency with which large databases can be processed and analyzed and supports the preservation of semantic meanings and nuances. The approach is summarized below and visualized in Figure 4:</w:t>
       </w:r>
     </w:p>
     <w:p>
@@ -7748,16 +8831,16 @@
           <wp:inline distB="114300" distT="114300" distL="114300" distR="114300">
             <wp:extent cx="5519738" cy="5180536"/>
             <wp:effectExtent b="0" l="0" r="0" t="0"/>
-            <wp:docPr id="3" name="image1.png"/>
+            <wp:docPr id="11" name="image7.png"/>
             <a:graphic>
               <a:graphicData uri="http://schemas.openxmlformats.org/drawingml/2006/picture">
                 <pic:pic>
                   <pic:nvPicPr>
-                    <pic:cNvPr id="0" name="image1.png"/>
+                    <pic:cNvPr id="0" name="image7.png"/>
                     <pic:cNvPicPr preferRelativeResize="0"/>
                   </pic:nvPicPr>
                   <pic:blipFill>
-                    <a:blip r:embed="rId58"/>
+                    <a:blip r:embed="rId78"/>
                     <a:srcRect b="0" l="0" r="0" t="0"/>
                     <a:stretch>
                       <a:fillRect/>
@@ -7815,7 +8898,7 @@
           <w:highlight w:val="white"/>
           <w:rtl w:val="0"/>
         </w:rPr>
-        <w:t xml:space="preserve">Figure 1: Curation of the Climate Connectivity Taxonomy </w:t>
+        <w:t xml:space="preserve">Figure 4: Curation of the Climate Connectivity Taxonomy </w:t>
       </w:r>
       <w:r>
         <w:rPr>
@@ -7826,7 +8909,7 @@
         </w:rPr>
         <w:t xml:space="preserve">(source: </w:t>
       </w:r>
-      <w:hyperlink r:id="rId59">
+      <w:hyperlink r:id="rId79">
         <w:r>
           <w:rPr>
             <w:rFonts w:ascii="Calibri" w:cs="Calibri" w:eastAsia="Calibri" w:hAnsi="Calibri"/>
@@ -7974,7 +9057,7 @@
         </w:rPr>
         <w:t xml:space="preserve">We recognize the diverse ways in which language is applied and understood across different contexts, disciplines, and groups of stakeholders. Work is ongoing to ensure these nuances are captured in the Climate Connectivity Taxonomy through a number of ongoing Horizon Europe projects and Innovation Actions, such as </w:t>
       </w:r>
-      <w:hyperlink r:id="rId60">
+      <w:hyperlink r:id="rId80">
         <w:r>
           <w:rPr>
             <w:rFonts w:ascii="Calibri" w:cs="Calibri" w:eastAsia="Calibri" w:hAnsi="Calibri"/>
@@ -8045,7 +9128,7 @@
         </w:rPr>
         <w:t xml:space="preserve">Bharwani, S., Williamson, K., &amp; Wangrat, A. (2026). Scaling knowledge interoperability for accelerated climate action through the Climate Connectivity Hub and Taxonomy. Climatic Change 179, Article 48. </w:t>
       </w:r>
-      <w:hyperlink r:id="rId61">
+      <w:hyperlink r:id="rId81">
         <w:r>
           <w:rPr>
             <w:rFonts w:ascii="Calibri" w:cs="Calibri" w:eastAsia="Calibri" w:hAnsi="Calibri"/>
@@ -8176,7 +9259,7 @@
         </w:rPr>
         <w:t xml:space="preserve">(source: </w:t>
       </w:r>
-      <w:hyperlink r:id="rId62">
+      <w:hyperlink r:id="rId82">
         <w:r>
           <w:rPr>
             <w:rFonts w:ascii="Calibri" w:cs="Calibri" w:eastAsia="Calibri" w:hAnsi="Calibri"/>
@@ -8189,7 +9272,7 @@
           <w:t xml:space="preserve">Bharwani et al., </w:t>
         </w:r>
       </w:hyperlink>
-      <w:hyperlink r:id="rId63">
+      <w:hyperlink r:id="rId83">
         <w:r>
           <w:rPr>
             <w:rFonts w:ascii="Calibri" w:cs="Calibri" w:eastAsia="Calibri" w:hAnsi="Calibri"/>
@@ -8269,16 +9352,16 @@
           <wp:inline distB="114300" distT="114300" distL="114300" distR="114300">
             <wp:extent cx="5943600" cy="7302500"/>
             <wp:effectExtent b="0" l="0" r="0" t="0"/>
-            <wp:docPr id="1" name="image3.png"/>
+            <wp:docPr id="9" name="image10.png"/>
             <a:graphic>
               <a:graphicData uri="http://schemas.openxmlformats.org/drawingml/2006/picture">
                 <pic:pic>
                   <pic:nvPicPr>
-                    <pic:cNvPr id="0" name="image3.png"/>
+                    <pic:cNvPr id="0" name="image10.png"/>
                     <pic:cNvPicPr preferRelativeResize="0"/>
                   </pic:nvPicPr>
                   <pic:blipFill>
-                    <a:blip r:embed="rId64"/>
+                    <a:blip r:embed="rId84"/>
                     <a:srcRect b="0" l="0" r="0" t="0"/>
                     <a:stretch>
                       <a:fillRect/>
@@ -8333,7 +9416,7 @@
         </w:rPr>
         <w:t xml:space="preserve">Figure 2: The journey of a hypothetical piece of content through the taxonomy curation process (source: </w:t>
       </w:r>
-      <w:hyperlink r:id="rId65">
+      <w:hyperlink r:id="rId85">
         <w:r>
           <w:rPr>
             <w:rFonts w:ascii="Calibri" w:cs="Calibri" w:eastAsia="Calibri" w:hAnsi="Calibri"/>
@@ -8441,7 +9524,6 @@
           <w:bCs w:val="1"/>
           <w:sz w:val="24"/>
           <w:szCs w:val="24"/>
-          <w:shd w:fill="ffee80" w:val="clear"/>
           <w:rtl w:val="0"/>
         </w:rPr>
         <w:t xml:space="preserve">Figure</w:t>
@@ -8491,7 +9573,6 @@
           <w:bCs w:val="1"/>
           <w:sz w:val="24"/>
           <w:szCs w:val="24"/>
-          <w:shd w:fill="ffee80" w:val="clear"/>
           <w:rtl w:val="0"/>
         </w:rPr>
         <w:t xml:space="preserve">Figure</w:t>
@@ -8541,7 +9622,6 @@
           <w:bCs w:val="1"/>
           <w:sz w:val="24"/>
           <w:szCs w:val="24"/>
-          <w:shd w:fill="ffee80" w:val="clear"/>
           <w:rtl w:val="0"/>
         </w:rPr>
         <w:t xml:space="preserve">Figure</w:t>
@@ -8649,7 +9729,6 @@
           <w:bCs w:val="1"/>
           <w:sz w:val="24"/>
           <w:szCs w:val="24"/>
-          <w:shd w:fill="ffee80" w:val="clear"/>
           <w:rtl w:val="0"/>
         </w:rPr>
         <w:t xml:space="preserve">Figure</w:t>
@@ -8679,7 +9758,6 @@
           <w:rFonts w:ascii="Calibri" w:cs="Calibri" w:eastAsia="Calibri" w:hAnsi="Calibri"/>
           <w:sz w:val="24"/>
           <w:szCs w:val="24"/>
-          <w:shd w:fill="ffee80" w:val="clear"/>
           <w:rtl w:val="0"/>
         </w:rPr>
         <w:t xml:space="preserve">figure</w:t>
@@ -8718,7 +9796,6 @@
           <w:bCs w:val="1"/>
           <w:sz w:val="24"/>
           <w:szCs w:val="24"/>
-          <w:shd w:fill="ffee80" w:val="clear"/>
           <w:rtl w:val="0"/>
         </w:rPr>
         <w:t xml:space="preserve">Figure</w:t>
@@ -8748,7 +9825,6 @@
           <w:rFonts w:ascii="Calibri" w:cs="Calibri" w:eastAsia="Calibri" w:hAnsi="Calibri"/>
           <w:sz w:val="24"/>
           <w:szCs w:val="24"/>
-          <w:shd w:fill="ffee80" w:val="clear"/>
           <w:rtl w:val="0"/>
         </w:rPr>
         <w:t xml:space="preserve">figure</w:t>
@@ -8767,7 +9843,6 @@
           <w:rFonts w:ascii="Calibri" w:cs="Calibri" w:eastAsia="Calibri" w:hAnsi="Calibri"/>
           <w:sz w:val="24"/>
           <w:szCs w:val="24"/>
-          <w:shd w:fill="ffee80" w:val="clear"/>
           <w:rtl w:val="0"/>
         </w:rPr>
         <w:t xml:space="preserve">figure</w:t>
@@ -8988,7 +10063,7 @@
       </w:r>
     </w:p>
     <w:sectPr>
-      <w:footerReference r:id="rId66" w:type="default"/>
+      <w:footerReference r:id="rId86" w:type="default"/>
       <w:pgSz w:h="15840" w:w="12240" w:orient="portrait"/>
       <w:pgMar w:bottom="1440" w:top="1440" w:left="1440" w:right="1440" w:header="720" w:footer="720"/>
       <w:pgNumType w:start="1"/>
@@ -11560,6 +12635,42 @@
       <w:tblStyleColBandSize w:val="1"/>
       <w:tblCellMar/>
     </w:tblPr>
+    <w:tblStylePr w:type="band1Horz">
+      <w:tcPr/>
+    </w:tblStylePr>
+    <w:tblStylePr w:type="band1Vert">
+      <w:tcPr/>
+    </w:tblStylePr>
+    <w:tblStylePr w:type="band2Horz">
+      <w:tcPr/>
+    </w:tblStylePr>
+    <w:tblStylePr w:type="band2Vert">
+      <w:tcPr/>
+    </w:tblStylePr>
+    <w:tblStylePr w:type="firstCol">
+      <w:tcPr/>
+    </w:tblStylePr>
+    <w:tblStylePr w:type="firstRow">
+      <w:tcPr/>
+    </w:tblStylePr>
+    <w:tblStylePr w:type="lastCol">
+      <w:tcPr/>
+    </w:tblStylePr>
+    <w:tblStylePr w:type="lastRow">
+      <w:tcPr/>
+    </w:tblStylePr>
+    <w:tblStylePr w:type="neCell">
+      <w:tcPr/>
+    </w:tblStylePr>
+    <w:tblStylePr w:type="nwCell">
+      <w:tcPr/>
+    </w:tblStylePr>
+    <w:tblStylePr w:type="seCell">
+      <w:tcPr/>
+    </w:tblStylePr>
+    <w:tblStylePr w:type="swCell">
+      <w:tcPr/>
+    </w:tblStylePr>
   </w:style>
   <w:style w:type="table" w:styleId="Table2">
     <w:basedOn w:val="TableNormal"/>
@@ -11594,6 +12705,14 @@
     </w:tblPr>
   </w:style>
   <w:style w:type="table" w:styleId="Table6">
+    <w:basedOn w:val="TableNormal"/>
+    <w:tblPr>
+      <w:tblStyleRowBandSize w:val="1"/>
+      <w:tblStyleColBandSize w:val="1"/>
+      <w:tblCellMar/>
+    </w:tblPr>
+  </w:style>
+  <w:style w:type="table" w:styleId="Table7">
     <w:basedOn w:val="TableNormal"/>
     <w:tblPr>
       <w:tblStyleRowBandSize w:val="1"/>
